--- a/courts/fourth-circuit/west-virginia/state/supreme-court/brief-on-the-merits/usage/OUTPUT-brief-on-the-merits.docx
+++ b/courts/fourth-circuit/west-virginia/state/supreme-court/brief-on-the-merits/usage/OUTPUT-brief-on-the-merits.docx
@@ -5069,7 +5069,7 @@
         <w:tab/>
       </w:r>
       <w:r>
-        <w:t xml:space="preserve">14, 16</w:t>
+        <w:t xml:space="preserve">14, 15, 16</w:t>
       </w:r>
     </w:p>
     <w:p>
@@ -5648,7 +5648,7 @@
           <w:tab w:val="right" w:leader="dot" w:pos="9360"/>
         </w:tabs>
         <w:spacing w:before="144" w:after="0" w:line="276" w:lineRule="exact"/>
-        <w:ind w:left="576" w:right="1120" w:hanging="576"/>
+        <w:ind w:left="576" w:right="1320" w:hanging="576"/>
       </w:pPr>
       <w:r>
         <w:rPr>
@@ -5841,7 +5841,7 @@
         <w:tab/>
       </w:r>
       <w:r>
-        <w:t xml:space="preserve">13, 15, 16</w:t>
+        <w:t xml:space="preserve">13, 14, 15, 16</w:t>
       </w:r>
     </w:p>
     <w:p>
@@ -6511,7 +6511,7 @@
         <w:tab/>
       </w:r>
       <w:r>
-        <w:t xml:space="preserve">13</w:t>
+        <w:t xml:space="preserve">13, 14</w:t>
       </w:r>
     </w:p>
     <w:p>

--- a/courts/fourth-circuit/west-virginia/state/supreme-court/brief-on-the-merits/usage/OUTPUT-brief-on-the-merits.docx
+++ b/courts/fourth-circuit/west-virginia/state/supreme-court/brief-on-the-merits/usage/OUTPUT-brief-on-the-merits.docx
@@ -27,9 +27,7 @@
           <w:b/>
           <w:bCs/>
         </w:rPr>
-        <w:t xml:space="preserve">24</w:t>
-        <w:noBreakHyphen/>
-        <w:t xml:space="preserve">27</w:t>
+        <w:t xml:space="preserve">24-⁠27</w:t>
       </w:r>
     </w:p>
     <w:p>
@@ -515,9 +513,7 @@
           <w:b/>
           <w:bCs/>
         </w:rPr>
-        <w:t xml:space="preserve">22</w:t>
-        <w:noBreakHyphen/>
-        <w:t xml:space="preserve">2227</w:t>
+        <w:t xml:space="preserve">22-⁠2227</w:t>
       </w:r>
     </w:p>
     <w:p>
@@ -727,11 +723,7 @@
         <w:t xml:space="preserve"> </w:t>
       </w:r>
       <w:r>
-        <w:t xml:space="preserve">304</w:t>
-        <w:noBreakHyphen/>
-        <w:t xml:space="preserve">346</w:t>
-        <w:noBreakHyphen/>
-        <w:t xml:space="preserve">2889</w:t>
+        <w:t xml:space="preserve">304-⁠346-⁠2889</w:t>
       </w:r>
     </w:p>
     <w:p>
@@ -747,11 +739,7 @@
         <w:t xml:space="preserve"> </w:t>
       </w:r>
       <w:r>
-        <w:t xml:space="preserve">304</w:t>
-        <w:noBreakHyphen/>
-        <w:t xml:space="preserve">346</w:t>
-        <w:noBreakHyphen/>
-        <w:t xml:space="preserve">2895</w:t>
+        <w:t xml:space="preserve">304-⁠346-⁠2895</w:t>
       </w:r>
     </w:p>
     <w:p>
@@ -965,11 +953,7 @@
         <w:t xml:space="preserve"> </w:t>
       </w:r>
       <w:r>
-        <w:t xml:space="preserve">304</w:t>
-        <w:noBreakHyphen/>
-        <w:t xml:space="preserve">725</w:t>
-        <w:noBreakHyphen/>
-        <w:t xml:space="preserve">7029</w:t>
+        <w:t xml:space="preserve">304-⁠725-⁠7029</w:t>
       </w:r>
     </w:p>
     <w:p>
@@ -985,11 +969,7 @@
         <w:t xml:space="preserve"> </w:t>
       </w:r>
       <w:r>
-        <w:t xml:space="preserve">304</w:t>
-        <w:noBreakHyphen/>
-        <w:t xml:space="preserve">725</w:t>
-        <w:noBreakHyphen/>
-        <w:t xml:space="preserve">4082</w:t>
+        <w:t xml:space="preserve">304-⁠725-⁠4082</w:t>
       </w:r>
     </w:p>
     <w:p>
@@ -5419,7 +5399,7 @@
         <w:tab/>
       </w:r>
       <w:r>
-        <w:t xml:space="preserve">12, 16</w:t>
+        <w:t xml:space="preserve">12, 17</w:t>
       </w:r>
     </w:p>
     <w:p>
@@ -6669,11 +6649,7 @@
         <w:t xml:space="preserve"> </w:t>
       </w:r>
       <w:r>
-        <w:t xml:space="preserve">55</w:t>
-        <w:noBreakHyphen/>
-        <w:t xml:space="preserve">7B</w:t>
-        <w:noBreakHyphen/>
-        <w:t xml:space="preserve">1</w:t>
+        <w:t xml:space="preserve">55-⁠7B-⁠1</w:t>
       </w:r>
       <w:r>
         <w:t xml:space="preserve">   </w:t>
@@ -6719,11 +6695,7 @@
         <w:t xml:space="preserve"> </w:t>
       </w:r>
       <w:r>
-        <w:t xml:space="preserve">55</w:t>
-        <w:noBreakHyphen/>
-        <w:t xml:space="preserve">7B</w:t>
-        <w:noBreakHyphen/>
-        <w:t xml:space="preserve">2</w:t>
+        <w:t xml:space="preserve">55-⁠7B-⁠2</w:t>
       </w:r>
       <w:r>
         <w:t xml:space="preserve">   </w:t>
@@ -6773,11 +6745,7 @@
         <w:t xml:space="preserve"> </w:t>
       </w:r>
       <w:r>
-        <w:t xml:space="preserve">55</w:t>
-        <w:noBreakHyphen/>
-        <w:t xml:space="preserve">7B</w:t>
-        <w:noBreakHyphen/>
-        <w:t xml:space="preserve">3</w:t>
+        <w:t xml:space="preserve">55-⁠7B-⁠3</w:t>
       </w:r>
       <w:r>
         <w:t xml:space="preserve">   </w:t>
@@ -6823,11 +6791,7 @@
         <w:t xml:space="preserve"> </w:t>
       </w:r>
       <w:r>
-        <w:t xml:space="preserve">55</w:t>
-        <w:noBreakHyphen/>
-        <w:t xml:space="preserve">7B</w:t>
-        <w:noBreakHyphen/>
-        <w:t xml:space="preserve">4</w:t>
+        <w:t xml:space="preserve">55-⁠7B-⁠4</w:t>
       </w:r>
       <w:r>
         <w:t xml:space="preserve">   </w:t>
@@ -6873,11 +6837,7 @@
         <w:t xml:space="preserve"> </w:t>
       </w:r>
       <w:r>
-        <w:t xml:space="preserve">55</w:t>
-        <w:noBreakHyphen/>
-        <w:t xml:space="preserve">7B</w:t>
-        <w:noBreakHyphen/>
-        <w:t xml:space="preserve">6</w:t>
+        <w:t xml:space="preserve">55-⁠7B-⁠6</w:t>
       </w:r>
       <w:r>
         <w:t xml:space="preserve">   </w:t>
@@ -6923,11 +6883,7 @@
         <w:t xml:space="preserve"> </w:t>
       </w:r>
       <w:r>
-        <w:t xml:space="preserve">55</w:t>
-        <w:noBreakHyphen/>
-        <w:t xml:space="preserve">7B</w:t>
-        <w:noBreakHyphen/>
-        <w:t xml:space="preserve">7</w:t>
+        <w:t xml:space="preserve">55-⁠7B-⁠7</w:t>
       </w:r>
       <w:r>
         <w:t xml:space="preserve">   </w:t>
@@ -7969,19 +7925,7 @@
         <w:t xml:space="preserve">demanded by W. Va. Code §§ 55-⁠7B-⁠2</w:t>
       </w:r>
       <w:r>
-        <w:t xml:space="preserve">(i) and 55</w:t>
-      </w:r>
-      <w:r>
-        <w:noBreakHyphen/>
-      </w:r>
-      <w:r>
-        <w:t xml:space="preserve">7B</w:t>
-      </w:r>
-      <w:r>
-        <w:noBreakHyphen/>
-      </w:r>
-      <w:r>
-        <w:t xml:space="preserve">4</w:t>
+        <w:t xml:space="preserve">(i) and 55-⁠7B-⁠4</w:t>
       </w:r>
       <w:r>
         <w:t xml:space="preserve">(a)-(b) and the meaning of “medical injury,” especially as used in W. Va. Code § 55-⁠7B-⁠4</w:t>
@@ -11689,11 +11633,7 @@
               <w:t xml:space="preserve"> </w:t>
             </w:r>
             <w:r>
-              <w:t xml:space="preserve">304</w:t>
-              <w:noBreakHyphen/>
-              <w:t xml:space="preserve">346</w:t>
-              <w:noBreakHyphen/>
-              <w:t xml:space="preserve">2889</w:t>
+              <w:t xml:space="preserve">304-⁠346-⁠2889</w:t>
             </w:r>
           </w:p>
           <w:p>
@@ -11709,11 +11649,7 @@
               <w:t xml:space="preserve"> </w:t>
             </w:r>
             <w:r>
-              <w:t xml:space="preserve">304</w:t>
-              <w:noBreakHyphen/>
-              <w:t xml:space="preserve">346</w:t>
-              <w:noBreakHyphen/>
-              <w:t xml:space="preserve">2895</w:t>
+              <w:t xml:space="preserve">304-⁠346-⁠2895</w:t>
             </w:r>
           </w:p>
           <w:p>
@@ -11851,11 +11787,7 @@
               <w:t xml:space="preserve"> </w:t>
             </w:r>
             <w:r>
-              <w:t xml:space="preserve">304</w:t>
-              <w:noBreakHyphen/>
-              <w:t xml:space="preserve">725</w:t>
-              <w:noBreakHyphen/>
-              <w:t xml:space="preserve">7029</w:t>
+              <w:t xml:space="preserve">304-⁠725-⁠7029</w:t>
             </w:r>
           </w:p>
           <w:p>
@@ -11871,11 +11803,7 @@
               <w:t xml:space="preserve"> </w:t>
             </w:r>
             <w:r>
-              <w:t xml:space="preserve">304</w:t>
-              <w:noBreakHyphen/>
-              <w:t xml:space="preserve">725</w:t>
-              <w:noBreakHyphen/>
-              <w:t xml:space="preserve">4082</w:t>
+              <w:t xml:space="preserve">304-⁠725-⁠4082</w:t>
             </w:r>
           </w:p>
           <w:p>
@@ -12398,11 +12326,7 @@
               <w:t xml:space="preserve"> </w:t>
             </w:r>
             <w:r>
-              <w:t xml:space="preserve">304</w:t>
-              <w:noBreakHyphen/>
-              <w:t xml:space="preserve">346</w:t>
-              <w:noBreakHyphen/>
-              <w:t xml:space="preserve">2889</w:t>
+              <w:t xml:space="preserve">304-⁠346-⁠2889</w:t>
             </w:r>
           </w:p>
           <w:p>
@@ -12418,11 +12342,7 @@
               <w:t xml:space="preserve"> </w:t>
             </w:r>
             <w:r>
-              <w:t xml:space="preserve">304</w:t>
-              <w:noBreakHyphen/>
-              <w:t xml:space="preserve">346</w:t>
-              <w:noBreakHyphen/>
-              <w:t xml:space="preserve">2895</w:t>
+              <w:t xml:space="preserve">304-⁠346-⁠2895</w:t>
             </w:r>
           </w:p>
           <w:p>
@@ -12560,11 +12480,7 @@
               <w:t xml:space="preserve"> </w:t>
             </w:r>
             <w:r>
-              <w:t xml:space="preserve">304</w:t>
-              <w:noBreakHyphen/>
-              <w:t xml:space="preserve">725</w:t>
-              <w:noBreakHyphen/>
-              <w:t xml:space="preserve">7029</w:t>
+              <w:t xml:space="preserve">304-⁠725-⁠7029</w:t>
             </w:r>
           </w:p>
           <w:p>
@@ -12580,11 +12496,7 @@
               <w:t xml:space="preserve"> </w:t>
             </w:r>
             <w:r>
-              <w:t xml:space="preserve">304</w:t>
-              <w:noBreakHyphen/>
-              <w:t xml:space="preserve">725</w:t>
-              <w:noBreakHyphen/>
-              <w:t xml:space="preserve">4082</w:t>
+              <w:t xml:space="preserve">304-⁠725-⁠4082</w:t>
             </w:r>
           </w:p>
           <w:p>
@@ -16324,7 +16236,7 @@
     <w:qFormat/>
     <w:pPr>
       <w:keepLines/>
-      <w:spacing w:before="0" w:after="140" w:line="253" w:lineRule="exact"/>
+      <w:spacing w:before="46" w:after="140" w:line="253" w:lineRule="exact"/>
     </w:pPr>
     <w:rPr>
       <w:sz w:val="22"/>
